--- a/Docs/PA1 Part1/Project Plan Document.docx
+++ b/Docs/PA1 Part1/Project Plan Document.docx
@@ -1,6 +1,6 @@
 
 <file path=word/document.xml><?xml version="1.0" encoding="utf-8"?>
-<w:document xmlns:wpc="http://schemas.microsoft.com/office/word/2010/wordprocessingCanvas" xmlns:cx="http://schemas.microsoft.com/office/drawing/2014/chartex" xmlns:cx1="http://schemas.microsoft.com/office/drawing/2015/9/8/chartex" xmlns:cx2="http://schemas.microsoft.com/office/drawing/2015/10/21/chartex" xmlns:cx3="http://schemas.microsoft.com/office/drawing/2016/5/9/chartex" xmlns:cx4="http://schemas.microsoft.com/office/drawing/2016/5/10/chartex" xmlns:cx5="http://schemas.microsoft.com/office/drawing/2016/5/11/chartex" xmlns:cx6="http://schemas.microsoft.com/office/drawing/2016/5/12/chartex" xmlns:cx7="http://schemas.microsoft.com/office/drawing/2016/5/13/chartex" xmlns:cx8="http://schemas.microsoft.com/office/drawing/2016/5/14/chartex" xmlns:mc="http://schemas.openxmlformats.org/markup-compatibility/2006" xmlns:aink="http://schemas.microsoft.com/office/drawing/2016/ink" xmlns:am3d="http://schemas.microsoft.com/office/drawing/2017/model3d" xmlns:o="urn:schemas-microsoft-com:office:office" xmlns:oel="http://schemas.microsoft.com/office/2019/extlst" xmlns:r="http://schemas.openxmlformats.org/officeDocument/2006/relationships" xmlns:m="http://schemas.openxmlformats.org/officeDocument/2006/math" xmlns:v="urn:schemas-microsoft-com:vml" xmlns:wp14="http://schemas.microsoft.com/office/word/2010/wordprocessingDrawing" xmlns:wp="http://schemas.openxmlformats.org/drawingml/2006/wordprocessingDrawing" xmlns:w10="urn:schemas-microsoft-com:office:word" xmlns:w="http://schemas.openxmlformats.org/wordprocessingml/2006/main" xmlns:w14="http://schemas.microsoft.com/office/word/2010/wordml" xmlns:w15="http://schemas.microsoft.com/office/word/2012/wordml" xmlns:w16cex="http://schemas.microsoft.com/office/word/2018/wordml/cex" xmlns:w16cid="http://schemas.microsoft.com/office/word/2016/wordml/cid" xmlns:w16="http://schemas.microsoft.com/office/word/2018/wordml" xmlns:w16du="http://schemas.microsoft.com/office/word/2023/wordml/word16du" xmlns:w16sdtdh="http://schemas.microsoft.com/office/word/2020/wordml/sdtdatahash" xmlns:w16sdtfl="http://schemas.microsoft.com/office/word/2024/wordml/sdtformatlock" xmlns:w16se="http://schemas.microsoft.com/office/word/2015/wordml/symex" xmlns:wpg="http://schemas.microsoft.com/office/word/2010/wordprocessingGroup" xmlns:wpi="http://schemas.microsoft.com/office/word/2010/wordprocessingInk" xmlns:wne="http://schemas.microsoft.com/office/word/2006/wordml" xmlns:wps="http://schemas.microsoft.com/office/word/2010/wordprocessingShape" mc:Ignorable="w14 w15 w16se w16cid w16 w16cex w16sdtdh w16sdtfl w16du wp14">
+<w:document xmlns:wpc="http://schemas.microsoft.com/office/word/2010/wordprocessingCanvas" xmlns:cx="http://schemas.microsoft.com/office/drawing/2014/chartex" xmlns:cx1="http://schemas.microsoft.com/office/drawing/2015/9/8/chartex" xmlns:mc="http://schemas.openxmlformats.org/markup-compatibility/2006" xmlns:o="urn:schemas-microsoft-com:office:office" xmlns:r="http://schemas.openxmlformats.org/officeDocument/2006/relationships" xmlns:m="http://schemas.openxmlformats.org/officeDocument/2006/math" xmlns:v="urn:schemas-microsoft-com:vml" xmlns:wp14="http://schemas.microsoft.com/office/word/2010/wordprocessingDrawing" xmlns:wp="http://schemas.openxmlformats.org/drawingml/2006/wordprocessingDrawing" xmlns:w10="urn:schemas-microsoft-com:office:word" xmlns:w="http://schemas.openxmlformats.org/wordprocessingml/2006/main" xmlns:w14="http://schemas.microsoft.com/office/word/2010/wordml" xmlns:w15="http://schemas.microsoft.com/office/word/2012/wordml" xmlns:w16se="http://schemas.microsoft.com/office/word/2015/wordml/symex" xmlns:wpg="http://schemas.microsoft.com/office/word/2010/wordprocessingGroup" xmlns:wpi="http://schemas.microsoft.com/office/word/2010/wordprocessingInk" xmlns:wne="http://schemas.microsoft.com/office/word/2006/wordml" xmlns:wps="http://schemas.microsoft.com/office/word/2010/wordprocessingShape" mc:Ignorable="w14 w15 w16se wp14">
   <w:body>
     <w:p>
       <w:pPr>
@@ -596,7 +596,16 @@
           <w:color w:val="000000"/>
           <w:lang w:eastAsia="tr-TR"/>
         </w:rPr>
-        <w:t>Erhan Hıdır Mersin, Zeynep Sarılar, Merve Gül Yıldız</w:t>
+        <w:t xml:space="preserve">Burak Bingöl, Emine Betül Önal, </w:t>
+      </w:r>
+      <w:r>
+        <w:rPr>
+          <w:rFonts w:ascii="Arial" w:eastAsia="Times New Roman" w:hAnsi="Arial" w:cs="Arial"/>
+          <w:bCs/>
+          <w:color w:val="000000"/>
+          <w:lang w:eastAsia="tr-TR"/>
+        </w:rPr>
+        <w:t>Zeynep Sarılar, Merve Gül Yıldız</w:t>
       </w:r>
       <w:r>
         <w:rPr>
@@ -661,6 +670,15 @@
           <w:color w:val="000000"/>
           <w:lang w:eastAsia="tr-TR"/>
         </w:rPr>
+        <w:t>, Merve Gül Yıldız</w:t>
+      </w:r>
+      <w:r>
+        <w:rPr>
+          <w:rFonts w:ascii="Arial" w:eastAsia="Times New Roman" w:hAnsi="Arial" w:cs="Arial"/>
+          <w:bCs/>
+          <w:color w:val="000000"/>
+          <w:lang w:eastAsia="tr-TR"/>
+        </w:rPr>
         <w:t>)</w:t>
       </w:r>
     </w:p>
@@ -708,7 +726,25 @@
           <w:color w:val="000000"/>
           <w:lang w:eastAsia="tr-TR"/>
         </w:rPr>
-        <w:t>Merve Gül Yıldız, Burak Bingöl, Erhan Hıdır Mersin</w:t>
+        <w:t>Merve Gül Yıldız</w:t>
+      </w:r>
+      <w:r>
+        <w:rPr>
+          <w:rFonts w:ascii="Arial" w:eastAsia="Times New Roman" w:hAnsi="Arial" w:cs="Arial"/>
+          <w:bCs/>
+          <w:color w:val="000000"/>
+          <w:lang w:eastAsia="tr-TR"/>
+        </w:rPr>
+        <w:t xml:space="preserve">, </w:t>
+      </w:r>
+      <w:r>
+        <w:rPr>
+          <w:rFonts w:ascii="Arial" w:eastAsia="Times New Roman" w:hAnsi="Arial" w:cs="Arial"/>
+          <w:bCs/>
+          <w:color w:val="000000"/>
+          <w:lang w:eastAsia="tr-TR"/>
+        </w:rPr>
+        <w:t>Erhan Hıdır Mersin</w:t>
       </w:r>
       <w:r>
         <w:rPr>
@@ -746,7 +782,63 @@
           <w:color w:val="000000"/>
           <w:lang w:eastAsia="tr-TR"/>
         </w:rPr>
-        <w:t>: (Emine Betül Önal, Zeynep Sarılar)</w:t>
+        <w:t>: (Emine Betül Önal, Erhan Hıdır Mersin</w:t>
+      </w:r>
+      <w:r>
+        <w:rPr>
+          <w:rFonts w:ascii="Arial" w:eastAsia="Times New Roman" w:hAnsi="Arial" w:cs="Arial"/>
+          <w:bCs/>
+          <w:color w:val="000000"/>
+          <w:lang w:eastAsia="tr-TR"/>
+        </w:rPr>
+        <w:t>, Zeynep Sarılar</w:t>
+      </w:r>
+      <w:r>
+        <w:rPr>
+          <w:rFonts w:ascii="Arial" w:eastAsia="Times New Roman" w:hAnsi="Arial" w:cs="Arial"/>
+          <w:bCs/>
+          <w:color w:val="000000"/>
+          <w:lang w:eastAsia="tr-TR"/>
+        </w:rPr>
+        <w:t>)</w:t>
+      </w:r>
+    </w:p>
+    <w:p>
+      <w:pPr>
+        <w:spacing w:after="0" w:line="240" w:lineRule="auto"/>
+        <w:rPr>
+          <w:rFonts w:ascii="Arial" w:eastAsia="Times New Roman" w:hAnsi="Arial" w:cs="Arial"/>
+          <w:bCs/>
+          <w:color w:val="000000"/>
+          <w:lang w:eastAsia="tr-TR"/>
+        </w:rPr>
+      </w:pPr>
+      <w:r>
+        <w:rPr>
+          <w:rFonts w:ascii="Arial" w:eastAsia="Times New Roman" w:hAnsi="Arial" w:cs="Arial"/>
+          <w:bCs/>
+          <w:color w:val="000000"/>
+          <w:lang w:eastAsia="tr-TR"/>
+        </w:rPr>
+        <w:t>Documentation: (Erhan Hıdır Mersin, Zeynep Sarılar</w:t>
+      </w:r>
+      <w:r>
+        <w:rPr>
+          <w:rFonts w:ascii="Arial" w:eastAsia="Times New Roman" w:hAnsi="Arial" w:cs="Arial"/>
+          <w:bCs/>
+          <w:color w:val="000000"/>
+          <w:lang w:eastAsia="tr-TR"/>
+        </w:rPr>
+        <w:t>, Burak Bingöl</w:t>
+      </w:r>
+      <w:r>
+        <w:rPr>
+          <w:rFonts w:ascii="Arial" w:eastAsia="Times New Roman" w:hAnsi="Arial" w:cs="Arial"/>
+          <w:bCs/>
+          <w:color w:val="000000"/>
+          <w:lang w:eastAsia="tr-TR"/>
+        </w:rPr>
+        <w:t>)</w:t>
       </w:r>
     </w:p>
     <w:p>
@@ -786,7 +878,25 @@
           <w:color w:val="000000"/>
           <w:lang w:eastAsia="tr-TR"/>
         </w:rPr>
-        <w:t xml:space="preserve">Herkes iki görevde rol alacak, bu yüzden kişilerin </w:t>
+        <w:t xml:space="preserve">Herkes </w:t>
+      </w:r>
+      <w:r>
+        <w:rPr>
+          <w:rFonts w:ascii="Arial" w:eastAsia="Times New Roman" w:hAnsi="Arial" w:cs="Arial"/>
+          <w:bCs/>
+          <w:color w:val="000000"/>
+          <w:lang w:eastAsia="tr-TR"/>
+        </w:rPr>
+        <w:t xml:space="preserve">üç </w:t>
+      </w:r>
+      <w:r>
+        <w:rPr>
+          <w:rFonts w:ascii="Arial" w:eastAsia="Times New Roman" w:hAnsi="Arial" w:cs="Arial"/>
+          <w:bCs/>
+          <w:color w:val="000000"/>
+          <w:lang w:eastAsia="tr-TR"/>
+        </w:rPr>
+        <w:t xml:space="preserve">görevde rol alacak, bu yüzden kişilerin </w:t>
       </w:r>
       <w:r>
         <w:rPr>
@@ -1602,7 +1712,15 @@
           <w:color w:val="000000"/>
           <w:lang w:eastAsia="tr-TR"/>
         </w:rPr>
-        <w:t>Yazılım Dili: Java (JDK 17 LTS)</w:t>
+        <w:t>Yazılım Dili: Java (JDK 23</w:t>
+      </w:r>
+      <w:r>
+        <w:rPr>
+          <w:rFonts w:ascii="Arial" w:eastAsia="Times New Roman" w:hAnsi="Arial" w:cs="Arial"/>
+          <w:color w:val="000000"/>
+          <w:lang w:eastAsia="tr-TR"/>
+        </w:rPr>
+        <w:t xml:space="preserve"> LTS)</w:t>
       </w:r>
     </w:p>
     <w:p>
@@ -1879,7 +1997,6 @@
           <w:color w:val="000000"/>
           <w:sz w:val="26"/>
           <w:szCs w:val="26"/>
-          <w:highlight w:val="yellow"/>
           <w:lang w:eastAsia="tr-TR"/>
         </w:rPr>
         <w:t>Risk Management:</w:t>
@@ -1896,29 +2013,95 @@
     </w:p>
     <w:p>
       <w:pPr>
+        <w:pStyle w:val="ListeParagraf"/>
         <w:numPr>
           <w:ilvl w:val="0"/>
-          <w:numId w:val="1"/>
+          <w:numId w:val="16"/>
         </w:numPr>
         <w:spacing w:after="0" w:line="240" w:lineRule="auto"/>
-        <w:textAlignment w:val="baseline"/>
-        <w:rPr>
-          <w:rFonts w:ascii="Arial" w:eastAsia="Times New Roman" w:hAnsi="Arial" w:cs="Arial"/>
-          <w:color w:val="000000"/>
-          <w:lang w:eastAsia="tr-TR"/>
-        </w:rPr>
-      </w:pPr>
-      <w:r>
-        <w:rPr>
-          <w:rFonts w:ascii="Arial" w:eastAsia="Times New Roman" w:hAnsi="Arial" w:cs="Arial"/>
-          <w:color w:val="000000"/>
-          <w:lang w:eastAsia="tr-TR"/>
-        </w:rPr>
-        <w:t>Veri Tabanı Geçiş Riski: Geliştirme aşamasında kullanılan yerel SQLite yapısından, canlıya geçişte PostgreSQL’e geçilmesi durumunda veri şeması uyumsuzlukları yaşanabilir. Bu durum, geçiş öncesinde kapsamlı test senaryoları uygulanarak yönetilebilir.</w:t>
-      </w:r>
-    </w:p>
-    <w:p>
-      <w:pPr>
+        <w:rPr>
+          <w:rFonts w:ascii="Arial" w:eastAsia="Times New Roman" w:hAnsi="Arial" w:cs="Arial"/>
+          <w:color w:val="000000"/>
+          <w:lang w:eastAsia="tr-TR"/>
+        </w:rPr>
+      </w:pPr>
+      <w:r>
+        <w:rPr>
+          <w:rFonts w:ascii="Arial" w:eastAsia="Times New Roman" w:hAnsi="Arial" w:cs="Arial"/>
+          <w:b/>
+          <w:color w:val="000000"/>
+          <w:lang w:eastAsia="tr-TR"/>
+        </w:rPr>
+        <w:t xml:space="preserve">Ekip Üyesinin Uygun Olmaması Riski: </w:t>
+      </w:r>
+      <w:r>
+        <w:rPr>
+          <w:rFonts w:ascii="Arial" w:eastAsia="Times New Roman" w:hAnsi="Arial" w:cs="Arial"/>
+          <w:color w:val="000000"/>
+          <w:lang w:eastAsia="tr-TR"/>
+        </w:rPr>
+        <w:t>Proje geliştirme aşamasında ekip üyelerinden birinin süreçte yer alamaması veya görevine devam edememesi, iş akışında aksamalara yol açabilir. Bu durum, diğer proje üyelerinin projenin genel hatlarına hakim olması ve gerektiğinde görev dağılımının hızlıca yeniden yapılmasıyla yönetilebilir.</w:t>
+      </w:r>
+    </w:p>
+    <w:p>
+      <w:pPr>
+        <w:spacing w:after="0" w:line="240" w:lineRule="auto"/>
+        <w:rPr>
+          <w:rFonts w:ascii="Arial" w:eastAsia="Times New Roman" w:hAnsi="Arial" w:cs="Arial"/>
+          <w:color w:val="000000"/>
+          <w:lang w:eastAsia="tr-TR"/>
+        </w:rPr>
+      </w:pPr>
+    </w:p>
+    <w:p>
+      <w:pPr>
+        <w:pStyle w:val="ListeParagraf"/>
+        <w:numPr>
+          <w:ilvl w:val="0"/>
+          <w:numId w:val="16"/>
+        </w:numPr>
+        <w:spacing w:after="0" w:line="240" w:lineRule="auto"/>
+        <w:rPr>
+          <w:rFonts w:ascii="Arial" w:eastAsia="Times New Roman" w:hAnsi="Arial" w:cs="Arial"/>
+          <w:color w:val="000000"/>
+          <w:lang w:eastAsia="tr-TR"/>
+        </w:rPr>
+      </w:pPr>
+      <w:r>
+        <w:rPr>
+          <w:rFonts w:ascii="Arial" w:eastAsia="Times New Roman" w:hAnsi="Arial" w:cs="Arial"/>
+          <w:b/>
+          <w:color w:val="000000"/>
+          <w:lang w:eastAsia="tr-TR"/>
+        </w:rPr>
+        <w:t>Yanlış Backlog Öğesi Seçimi Riski:</w:t>
+      </w:r>
+      <w:r>
+        <w:rPr>
+          <w:rFonts w:ascii="Arial" w:eastAsia="Times New Roman" w:hAnsi="Arial" w:cs="Arial"/>
+          <w:color w:val="000000"/>
+          <w:lang w:eastAsia="tr-TR"/>
+        </w:rPr>
+        <w:t xml:space="preserve"> Sprint planlaması sırasında yanlış backlog item’ının seçilmesi ve sprint içerisinde bunun değiştirilmek istenmesi, hedeflerden sapılmasına neden olabilir. Bu risk, hatalı ilerleyen mevcut sprint’in iptal edilmesi ve doğru backlog item belirlenerek doğrudan sonraki sprint’e başlanmasıyla azaltılabilir.</w:t>
+      </w:r>
+    </w:p>
+    <w:p>
+      <w:pPr>
+        <w:spacing w:after="0" w:line="240" w:lineRule="auto"/>
+        <w:rPr>
+          <w:rFonts w:ascii="Arial" w:eastAsia="Times New Roman" w:hAnsi="Arial" w:cs="Arial"/>
+          <w:color w:val="000000"/>
+          <w:lang w:eastAsia="tr-TR"/>
+        </w:rPr>
+      </w:pPr>
+    </w:p>
+    <w:p>
+      <w:pPr>
+        <w:pStyle w:val="ListeParagraf"/>
+        <w:numPr>
+          <w:ilvl w:val="0"/>
+          <w:numId w:val="16"/>
+        </w:numPr>
         <w:spacing w:after="0" w:line="240" w:lineRule="auto"/>
         <w:rPr>
           <w:rFonts w:ascii="Times New Roman" w:eastAsia="Times New Roman" w:hAnsi="Times New Roman" w:cs="Times New Roman"/>
@@ -1929,40 +2112,77 @@
       </w:pPr>
       <w:r>
         <w:rPr>
+          <w:rFonts w:ascii="Arial" w:eastAsia="Times New Roman" w:hAnsi="Arial" w:cs="Arial"/>
+          <w:b/>
+          <w:color w:val="000000"/>
+          <w:lang w:eastAsia="tr-TR"/>
+        </w:rPr>
+        <w:t>Başarı Kriterlerinin Sağlanamaması Riski:</w:t>
+      </w:r>
+      <w:r>
+        <w:rPr>
+          <w:rFonts w:ascii="Arial" w:eastAsia="Times New Roman" w:hAnsi="Arial" w:cs="Arial"/>
+          <w:color w:val="000000"/>
+          <w:lang w:eastAsia="tr-TR"/>
+        </w:rPr>
+        <w:t xml:space="preserve"> Geliştirilen ürünün veya özelliklerin başlangıçta hedeflenen başarı kriterlerini tam olarak karşılayamaması ihtimali bulunmaktadır. Bu risk, yazılan kodların düzenli olarak kontrol edilmesi, kapsamlı yazılım testlerinden geçirilmesi ve farklı kullanım senaryoları (case'ler) için çıktıların detaylıca doğrulanmasıyla azaltılabilir.</w:t>
+      </w:r>
+    </w:p>
+    <w:p>
+      <w:pPr>
+        <w:spacing w:before="240" w:after="240" w:line="240" w:lineRule="auto"/>
+        <w:rPr>
+          <w:rFonts w:ascii="Arial" w:eastAsia="Times New Roman" w:hAnsi="Arial" w:cs="Arial"/>
+          <w:b/>
+          <w:bCs/>
+          <w:color w:val="000000"/>
+          <w:sz w:val="26"/>
+          <w:szCs w:val="26"/>
+          <w:lang w:eastAsia="tr-TR"/>
+        </w:rPr>
+      </w:pPr>
+    </w:p>
+    <w:p>
+      <w:pPr>
+        <w:spacing w:before="240" w:after="240" w:line="240" w:lineRule="auto"/>
+        <w:rPr>
+          <w:rFonts w:ascii="Arial" w:eastAsia="Times New Roman" w:hAnsi="Arial" w:cs="Arial"/>
+          <w:b/>
+          <w:bCs/>
+          <w:color w:val="000000"/>
+          <w:sz w:val="26"/>
+          <w:szCs w:val="26"/>
+          <w:lang w:eastAsia="tr-TR"/>
+        </w:rPr>
+      </w:pPr>
+    </w:p>
+    <w:p>
+      <w:pPr>
+        <w:spacing w:before="240" w:after="240" w:line="240" w:lineRule="auto"/>
+        <w:rPr>
           <w:rFonts w:ascii="Times New Roman" w:eastAsia="Times New Roman" w:hAnsi="Times New Roman" w:cs="Times New Roman"/>
           <w:sz w:val="24"/>
           <w:szCs w:val="24"/>
           <w:lang w:eastAsia="tr-TR"/>
         </w:rPr>
-        <w:br/>
-      </w:r>
-    </w:p>
-    <w:p>
-      <w:pPr>
-        <w:numPr>
-          <w:ilvl w:val="0"/>
-          <w:numId w:val="2"/>
-        </w:numPr>
-        <w:spacing w:after="0" w:line="240" w:lineRule="auto"/>
-        <w:textAlignment w:val="baseline"/>
-        <w:rPr>
-          <w:rFonts w:ascii="Arial" w:eastAsia="Times New Roman" w:hAnsi="Arial" w:cs="Arial"/>
-          <w:color w:val="000000"/>
-          <w:lang w:eastAsia="tr-TR"/>
-        </w:rPr>
-      </w:pPr>
-      <w:r>
-        <w:rPr>
-          <w:rFonts w:ascii="Arial" w:eastAsia="Times New Roman" w:hAnsi="Arial" w:cs="Arial"/>
-          <w:color w:val="000000"/>
-          <w:lang w:eastAsia="tr-TR"/>
-        </w:rPr>
-        <w:t>Proje Kapsamının Genişlemesi: Sprint Review toplantılarında Product Backlog’a eklenen yeni taleplerin proje takvimini sarkıtma riski bulunmaktadır. Bu risk, değişimlerin önceliklendirilmesi ve sadece kritik fonksiyonların mevcut sprint planına dahil edilmesiyle azaltılabilir.</w:t>
-      </w:r>
-    </w:p>
-    <w:p>
-      <w:pPr>
-        <w:spacing w:after="0" w:line="240" w:lineRule="auto"/>
+      </w:pPr>
+      <w:r>
+        <w:rPr>
+          <w:rFonts w:ascii="Arial" w:eastAsia="Times New Roman" w:hAnsi="Arial" w:cs="Arial"/>
+          <w:b/>
+          <w:bCs/>
+          <w:color w:val="000000"/>
+          <w:sz w:val="26"/>
+          <w:szCs w:val="26"/>
+          <w:lang w:eastAsia="tr-TR"/>
+        </w:rPr>
+        <w:lastRenderedPageBreak/>
+        <w:t>Communication Plan:</w:t>
+      </w:r>
+    </w:p>
+    <w:p>
+      <w:pPr>
+        <w:spacing w:before="240" w:after="240" w:line="240" w:lineRule="auto"/>
         <w:rPr>
           <w:rFonts w:ascii="Times New Roman" w:eastAsia="Times New Roman" w:hAnsi="Times New Roman" w:cs="Times New Roman"/>
           <w:sz w:val="24"/>
@@ -1972,293 +2192,173 @@
       </w:pPr>
       <w:r>
         <w:rPr>
+          <w:rFonts w:ascii="Arial" w:eastAsia="Times New Roman" w:hAnsi="Arial" w:cs="Arial"/>
+          <w:color w:val="000000"/>
+          <w:shd w:val="clear" w:color="auto" w:fill="FFFFFF"/>
+          <w:lang w:eastAsia="tr-TR"/>
+        </w:rPr>
+        <w:t>İletişim, yüz yüze görüşmeler ve Zoom üzerinden yapılacak çevrim içi toplantılar aracılığıyla sağlanacaktır.</w:t>
+      </w:r>
+      <w:r>
+        <w:rPr>
+          <w:rFonts w:ascii="Arial" w:eastAsia="Times New Roman" w:hAnsi="Arial" w:cs="Arial"/>
+          <w:color w:val="000000"/>
+          <w:shd w:val="clear" w:color="auto" w:fill="FFFFFF"/>
+          <w:lang w:eastAsia="tr-TR"/>
+        </w:rPr>
+        <w:t xml:space="preserve"> Scrum uygulanaca</w:t>
+      </w:r>
+      <w:r>
+        <w:rPr>
+          <w:rFonts w:ascii="Arial" w:eastAsia="Times New Roman" w:hAnsi="Arial" w:cs="Arial"/>
+          <w:color w:val="000000"/>
+          <w:shd w:val="clear" w:color="auto" w:fill="FFFFFF"/>
+          <w:lang w:eastAsia="tr-TR"/>
+        </w:rPr>
+        <w:t>ğı</w:t>
+      </w:r>
+      <w:r>
+        <w:rPr>
+          <w:rFonts w:ascii="Arial" w:eastAsia="Times New Roman" w:hAnsi="Arial" w:cs="Arial"/>
+          <w:color w:val="000000"/>
+          <w:shd w:val="clear" w:color="auto" w:fill="FFFFFF"/>
+          <w:lang w:eastAsia="tr-TR"/>
+        </w:rPr>
+        <w:t xml:space="preserve"> i</w:t>
+      </w:r>
+      <w:r>
+        <w:rPr>
+          <w:rFonts w:ascii="Arial" w:eastAsia="Times New Roman" w:hAnsi="Arial" w:cs="Arial"/>
+          <w:color w:val="000000"/>
+          <w:shd w:val="clear" w:color="auto" w:fill="FFFFFF"/>
+          <w:lang w:eastAsia="tr-TR"/>
+        </w:rPr>
+        <w:t>ç</w:t>
+      </w:r>
+      <w:r>
+        <w:rPr>
+          <w:rFonts w:ascii="Arial" w:eastAsia="Times New Roman" w:hAnsi="Arial" w:cs="Arial"/>
+          <w:color w:val="000000"/>
+          <w:shd w:val="clear" w:color="auto" w:fill="FFFFFF"/>
+          <w:lang w:eastAsia="tr-TR"/>
+        </w:rPr>
+        <w:t>in Sprint Planning 1 &amp; 2, Daily Scrums, Sprint Reviews ve Sprint Retrospectives toplant</w:t>
+      </w:r>
+      <w:r>
+        <w:rPr>
+          <w:rFonts w:ascii="Arial" w:eastAsia="Times New Roman" w:hAnsi="Arial" w:cs="Arial"/>
+          <w:color w:val="000000"/>
+          <w:shd w:val="clear" w:color="auto" w:fill="FFFFFF"/>
+          <w:lang w:eastAsia="tr-TR"/>
+        </w:rPr>
+        <w:t>ı</w:t>
+      </w:r>
+      <w:r>
+        <w:rPr>
+          <w:rFonts w:ascii="Arial" w:eastAsia="Times New Roman" w:hAnsi="Arial" w:cs="Arial"/>
+          <w:color w:val="000000"/>
+          <w:shd w:val="clear" w:color="auto" w:fill="FFFFFF"/>
+          <w:lang w:eastAsia="tr-TR"/>
+        </w:rPr>
+        <w:t>lar</w:t>
+      </w:r>
+      <w:r>
+        <w:rPr>
+          <w:rFonts w:ascii="Arial" w:eastAsia="Times New Roman" w:hAnsi="Arial" w:cs="Arial"/>
+          <w:color w:val="000000"/>
+          <w:shd w:val="clear" w:color="auto" w:fill="FFFFFF"/>
+          <w:lang w:eastAsia="tr-TR"/>
+        </w:rPr>
+        <w:t>ı</w:t>
+      </w:r>
+      <w:r>
+        <w:rPr>
+          <w:rFonts w:ascii="Arial" w:eastAsia="Times New Roman" w:hAnsi="Arial" w:cs="Arial"/>
+          <w:color w:val="000000"/>
+          <w:shd w:val="clear" w:color="auto" w:fill="FFFFFF"/>
+          <w:lang w:eastAsia="tr-TR"/>
+        </w:rPr>
+        <w:t xml:space="preserve"> yap</w:t>
+      </w:r>
+      <w:r>
+        <w:rPr>
+          <w:rFonts w:ascii="Arial" w:eastAsia="Times New Roman" w:hAnsi="Arial" w:cs="Arial"/>
+          <w:color w:val="000000"/>
+          <w:shd w:val="clear" w:color="auto" w:fill="FFFFFF"/>
+          <w:lang w:eastAsia="tr-TR"/>
+        </w:rPr>
+        <w:t>ı</w:t>
+      </w:r>
+      <w:r>
+        <w:rPr>
+          <w:rFonts w:ascii="Arial" w:eastAsia="Times New Roman" w:hAnsi="Arial" w:cs="Arial"/>
+          <w:color w:val="000000"/>
+          <w:shd w:val="clear" w:color="auto" w:fill="FFFFFF"/>
+          <w:lang w:eastAsia="tr-TR"/>
+        </w:rPr>
+        <w:t>lacakt</w:t>
+      </w:r>
+      <w:r>
+        <w:rPr>
+          <w:rFonts w:ascii="Arial" w:eastAsia="Times New Roman" w:hAnsi="Arial" w:cs="Arial"/>
+          <w:color w:val="000000"/>
+          <w:shd w:val="clear" w:color="auto" w:fill="FFFFFF"/>
+          <w:lang w:eastAsia="tr-TR"/>
+        </w:rPr>
+        <w:t>ı</w:t>
+      </w:r>
+      <w:r>
+        <w:rPr>
+          <w:rFonts w:ascii="Arial" w:eastAsia="Times New Roman" w:hAnsi="Arial" w:cs="Arial"/>
+          <w:color w:val="000000"/>
+          <w:shd w:val="clear" w:color="auto" w:fill="FFFFFF"/>
+          <w:lang w:eastAsia="tr-TR"/>
+        </w:rPr>
+        <w:t>r.</w:t>
+      </w:r>
+      <w:r>
+        <w:rPr>
+          <w:rFonts w:ascii="Arial" w:eastAsia="Times New Roman" w:hAnsi="Arial" w:cs="Arial"/>
+          <w:color w:val="000000"/>
+          <w:shd w:val="clear" w:color="auto" w:fill="FFFFFF"/>
+          <w:lang w:eastAsia="tr-TR"/>
+        </w:rPr>
+        <w:t xml:space="preserve"> Toplantı sonuçları ve tüm duyurular WhatsApp üzerinden yapılacaktır. </w:t>
+      </w:r>
+    </w:p>
+    <w:p>
+      <w:pPr>
+        <w:spacing w:after="0" w:line="240" w:lineRule="auto"/>
+        <w:rPr>
           <w:rFonts w:ascii="Times New Roman" w:eastAsia="Times New Roman" w:hAnsi="Times New Roman" w:cs="Times New Roman"/>
           <w:sz w:val="24"/>
           <w:szCs w:val="24"/>
           <w:lang w:eastAsia="tr-TR"/>
         </w:rPr>
-        <w:br/>
-      </w:r>
-    </w:p>
-    <w:p>
-      <w:pPr>
-        <w:numPr>
-          <w:ilvl w:val="0"/>
-          <w:numId w:val="3"/>
-        </w:numPr>
-        <w:spacing w:after="0" w:line="240" w:lineRule="auto"/>
-        <w:textAlignment w:val="baseline"/>
-        <w:rPr>
-          <w:rFonts w:ascii="Arial" w:eastAsia="Times New Roman" w:hAnsi="Arial" w:cs="Arial"/>
-          <w:color w:val="000000"/>
-          <w:lang w:eastAsia="tr-TR"/>
-        </w:rPr>
-      </w:pPr>
-      <w:r>
-        <w:rPr>
-          <w:rFonts w:ascii="Arial" w:eastAsia="Times New Roman" w:hAnsi="Arial" w:cs="Arial"/>
-          <w:color w:val="000000"/>
-          <w:lang w:eastAsia="tr-TR"/>
-        </w:rPr>
-        <w:t>Bütçe ve Hosting Riskleri: Projenin bulut ortamına taşınması gerekirse oluşacak aylık maliyetlerin öngörülen bütçeyi aşma ihtimali vardır. Ücretsiz servislerin limitleri düzenli olarak takip edilerek maliyet kontrolü sağlanabilir.</w:t>
-      </w:r>
+      </w:pPr>
     </w:p>
     <w:p>
       <w:pPr>
         <w:spacing w:after="0" w:line="240" w:lineRule="auto"/>
         <w:rPr>
           <w:rFonts w:ascii="Times New Roman" w:eastAsia="Times New Roman" w:hAnsi="Times New Roman" w:cs="Times New Roman"/>
+          <w:color w:val="000000" w:themeColor="text1"/>
           <w:sz w:val="24"/>
           <w:szCs w:val="24"/>
           <w:lang w:eastAsia="tr-TR"/>
         </w:rPr>
       </w:pPr>
-    </w:p>
-    <w:p>
-      <w:pPr>
-        <w:spacing w:before="240" w:after="240" w:line="240" w:lineRule="auto"/>
+      <w:r>
         <w:rPr>
           <w:rFonts w:ascii="Arial" w:eastAsia="Times New Roman" w:hAnsi="Arial" w:cs="Arial"/>
           <w:b/>
           <w:bCs/>
-          <w:color w:val="000000"/>
+          <w:color w:val="000000" w:themeColor="text1"/>
           <w:sz w:val="26"/>
           <w:szCs w:val="26"/>
           <w:lang w:eastAsia="tr-TR"/>
         </w:rPr>
-      </w:pPr>
-    </w:p>
-    <w:p>
-      <w:pPr>
-        <w:spacing w:before="240" w:after="240" w:line="240" w:lineRule="auto"/>
-        <w:rPr>
-          <w:rFonts w:ascii="Arial" w:eastAsia="Times New Roman" w:hAnsi="Arial" w:cs="Arial"/>
-          <w:b/>
-          <w:bCs/>
-          <w:color w:val="000000"/>
-          <w:sz w:val="26"/>
-          <w:szCs w:val="26"/>
-          <w:lang w:eastAsia="tr-TR"/>
-        </w:rPr>
-      </w:pPr>
-    </w:p>
-    <w:p>
-      <w:pPr>
-        <w:spacing w:before="240" w:after="240" w:line="240" w:lineRule="auto"/>
-        <w:rPr>
-          <w:rFonts w:ascii="Times New Roman" w:eastAsia="Times New Roman" w:hAnsi="Times New Roman" w:cs="Times New Roman"/>
-          <w:sz w:val="24"/>
-          <w:szCs w:val="24"/>
-          <w:lang w:eastAsia="tr-TR"/>
-        </w:rPr>
-      </w:pPr>
-      <w:r>
-        <w:rPr>
-          <w:rFonts w:ascii="Arial" w:eastAsia="Times New Roman" w:hAnsi="Arial" w:cs="Arial"/>
-          <w:b/>
-          <w:bCs/>
-          <w:color w:val="000000"/>
-          <w:sz w:val="26"/>
-          <w:szCs w:val="26"/>
-          <w:lang w:eastAsia="tr-TR"/>
-        </w:rPr>
-        <w:lastRenderedPageBreak/>
-        <w:t>Communication Plan:</w:t>
-      </w:r>
-    </w:p>
-    <w:p>
-      <w:pPr>
-        <w:spacing w:before="240" w:after="240" w:line="240" w:lineRule="auto"/>
-        <w:rPr>
-          <w:rFonts w:ascii="Times New Roman" w:eastAsia="Times New Roman" w:hAnsi="Times New Roman" w:cs="Times New Roman"/>
-          <w:sz w:val="24"/>
-          <w:szCs w:val="24"/>
-          <w:lang w:eastAsia="tr-TR"/>
-        </w:rPr>
-      </w:pPr>
-      <w:r>
-        <w:rPr>
-          <w:rFonts w:ascii="Arial" w:eastAsia="Times New Roman" w:hAnsi="Arial" w:cs="Arial"/>
-          <w:color w:val="000000"/>
-          <w:shd w:val="clear" w:color="auto" w:fill="FFFFFF"/>
-          <w:lang w:eastAsia="tr-TR"/>
-        </w:rPr>
-        <w:t>İletişim, yüz yüze görüşmeler ve Zoom üzerinden yapılacak çevrim içi toplantılar aracılığıyla sağlanacaktır.</w:t>
-      </w:r>
-      <w:r>
-        <w:rPr>
-          <w:rFonts w:ascii="Arial" w:eastAsia="Times New Roman" w:hAnsi="Arial" w:cs="Arial"/>
-          <w:color w:val="000000"/>
-          <w:shd w:val="clear" w:color="auto" w:fill="FFFFFF"/>
-          <w:lang w:eastAsia="tr-TR"/>
-        </w:rPr>
-        <w:t xml:space="preserve"> Scrum uygulanaca</w:t>
-      </w:r>
-      <w:r>
-        <w:rPr>
-          <w:rFonts w:ascii="Arial" w:eastAsia="Times New Roman" w:hAnsi="Arial" w:cs="Arial"/>
-          <w:color w:val="000000"/>
-          <w:shd w:val="clear" w:color="auto" w:fill="FFFFFF"/>
-          <w:lang w:eastAsia="tr-TR"/>
-        </w:rPr>
-        <w:t>ğı</w:t>
-      </w:r>
-      <w:r>
-        <w:rPr>
-          <w:rFonts w:ascii="Arial" w:eastAsia="Times New Roman" w:hAnsi="Arial" w:cs="Arial"/>
-          <w:color w:val="000000"/>
-          <w:shd w:val="clear" w:color="auto" w:fill="FFFFFF"/>
-          <w:lang w:eastAsia="tr-TR"/>
-        </w:rPr>
-        <w:t xml:space="preserve"> i</w:t>
-      </w:r>
-      <w:r>
-        <w:rPr>
-          <w:rFonts w:ascii="Arial" w:eastAsia="Times New Roman" w:hAnsi="Arial" w:cs="Arial"/>
-          <w:color w:val="000000"/>
-          <w:shd w:val="clear" w:color="auto" w:fill="FFFFFF"/>
-          <w:lang w:eastAsia="tr-TR"/>
-        </w:rPr>
-        <w:t>ç</w:t>
-      </w:r>
-      <w:r>
-        <w:rPr>
-          <w:rFonts w:ascii="Arial" w:eastAsia="Times New Roman" w:hAnsi="Arial" w:cs="Arial"/>
-          <w:color w:val="000000"/>
-          <w:shd w:val="clear" w:color="auto" w:fill="FFFFFF"/>
-          <w:lang w:eastAsia="tr-TR"/>
-        </w:rPr>
-        <w:t>in Sprint Planning 1 &amp; 2, Daily Scrums, Sprint Reviews ve Sprint Retrospectives toplant</w:t>
-      </w:r>
-      <w:r>
-        <w:rPr>
-          <w:rFonts w:ascii="Arial" w:eastAsia="Times New Roman" w:hAnsi="Arial" w:cs="Arial"/>
-          <w:color w:val="000000"/>
-          <w:shd w:val="clear" w:color="auto" w:fill="FFFFFF"/>
-          <w:lang w:eastAsia="tr-TR"/>
-        </w:rPr>
-        <w:t>ı</w:t>
-      </w:r>
-      <w:r>
-        <w:rPr>
-          <w:rFonts w:ascii="Arial" w:eastAsia="Times New Roman" w:hAnsi="Arial" w:cs="Arial"/>
-          <w:color w:val="000000"/>
-          <w:shd w:val="clear" w:color="auto" w:fill="FFFFFF"/>
-          <w:lang w:eastAsia="tr-TR"/>
-        </w:rPr>
-        <w:t>lar</w:t>
-      </w:r>
-      <w:r>
-        <w:rPr>
-          <w:rFonts w:ascii="Arial" w:eastAsia="Times New Roman" w:hAnsi="Arial" w:cs="Arial"/>
-          <w:color w:val="000000"/>
-          <w:shd w:val="clear" w:color="auto" w:fill="FFFFFF"/>
-          <w:lang w:eastAsia="tr-TR"/>
-        </w:rPr>
-        <w:t>ı</w:t>
-      </w:r>
-      <w:r>
-        <w:rPr>
-          <w:rFonts w:ascii="Arial" w:eastAsia="Times New Roman" w:hAnsi="Arial" w:cs="Arial"/>
-          <w:color w:val="000000"/>
-          <w:shd w:val="clear" w:color="auto" w:fill="FFFFFF"/>
-          <w:lang w:eastAsia="tr-TR"/>
-        </w:rPr>
-        <w:t xml:space="preserve"> yap</w:t>
-      </w:r>
-      <w:r>
-        <w:rPr>
-          <w:rFonts w:ascii="Arial" w:eastAsia="Times New Roman" w:hAnsi="Arial" w:cs="Arial"/>
-          <w:color w:val="000000"/>
-          <w:shd w:val="clear" w:color="auto" w:fill="FFFFFF"/>
-          <w:lang w:eastAsia="tr-TR"/>
-        </w:rPr>
-        <w:t>ı</w:t>
-      </w:r>
-      <w:r>
-        <w:rPr>
-          <w:rFonts w:ascii="Arial" w:eastAsia="Times New Roman" w:hAnsi="Arial" w:cs="Arial"/>
-          <w:color w:val="000000"/>
-          <w:shd w:val="clear" w:color="auto" w:fill="FFFFFF"/>
-          <w:lang w:eastAsia="tr-TR"/>
-        </w:rPr>
-        <w:t>lacakt</w:t>
-      </w:r>
-      <w:r>
-        <w:rPr>
-          <w:rFonts w:ascii="Arial" w:eastAsia="Times New Roman" w:hAnsi="Arial" w:cs="Arial"/>
-          <w:color w:val="000000"/>
-          <w:shd w:val="clear" w:color="auto" w:fill="FFFFFF"/>
-          <w:lang w:eastAsia="tr-TR"/>
-        </w:rPr>
-        <w:t>ı</w:t>
-      </w:r>
-      <w:r>
-        <w:rPr>
-          <w:rFonts w:ascii="Arial" w:eastAsia="Times New Roman" w:hAnsi="Arial" w:cs="Arial"/>
-          <w:color w:val="000000"/>
-          <w:shd w:val="clear" w:color="auto" w:fill="FFFFFF"/>
-          <w:lang w:eastAsia="tr-TR"/>
-        </w:rPr>
-        <w:t>r.</w:t>
-      </w:r>
-      <w:r>
-        <w:rPr>
-          <w:rFonts w:ascii="Arial" w:eastAsia="Times New Roman" w:hAnsi="Arial" w:cs="Arial"/>
-          <w:color w:val="000000"/>
-          <w:shd w:val="clear" w:color="auto" w:fill="FFFFFF"/>
-          <w:lang w:eastAsia="tr-TR"/>
-        </w:rPr>
-        <w:t xml:space="preserve"> Toplantı sonuçları ve tüm duyurular WhatsApp üzerinden yapılacaktır. </w:t>
-      </w:r>
-    </w:p>
-    <w:p>
-      <w:pPr>
-        <w:spacing w:after="0" w:line="240" w:lineRule="auto"/>
-        <w:rPr>
-          <w:rFonts w:ascii="Times New Roman" w:eastAsia="Times New Roman" w:hAnsi="Times New Roman" w:cs="Times New Roman"/>
-          <w:sz w:val="24"/>
-          <w:szCs w:val="24"/>
-          <w:lang w:eastAsia="tr-TR"/>
-        </w:rPr>
-      </w:pPr>
-    </w:p>
-    <w:p>
-      <w:pPr>
-        <w:spacing w:after="0" w:line="240" w:lineRule="auto"/>
-        <w:rPr>
-          <w:rFonts w:ascii="Times New Roman" w:eastAsia="Times New Roman" w:hAnsi="Times New Roman" w:cs="Times New Roman"/>
-          <w:sz w:val="24"/>
-          <w:szCs w:val="24"/>
-          <w:lang w:eastAsia="tr-TR"/>
-        </w:rPr>
-      </w:pPr>
-      <w:r>
-        <w:rPr>
-          <w:rFonts w:ascii="Arial" w:eastAsia="Times New Roman" w:hAnsi="Arial" w:cs="Arial"/>
-          <w:b/>
-          <w:bCs/>
-          <w:color w:val="000000"/>
-          <w:sz w:val="26"/>
-          <w:szCs w:val="26"/>
-          <w:highlight w:val="yellow"/>
-          <w:lang w:eastAsia="tr-TR"/>
-        </w:rPr>
         <w:t>Change Managment Plan:</w:t>
-      </w:r>
-      <w:r>
-        <w:rPr>
-          <w:rFonts w:ascii="Arial" w:eastAsia="Times New Roman" w:hAnsi="Arial" w:cs="Arial"/>
-          <w:b/>
-          <w:bCs/>
-          <w:i/>
-          <w:iCs/>
-          <w:color w:val="000000"/>
-          <w:sz w:val="26"/>
-          <w:szCs w:val="26"/>
-          <w:lang w:eastAsia="tr-TR"/>
-        </w:rPr>
-        <w:t> </w:t>
       </w:r>
     </w:p>
     <w:p>
@@ -2311,7 +2411,23 @@
           <w:color w:val="000000"/>
           <w:lang w:eastAsia="tr-TR"/>
         </w:rPr>
-        <w:t>Değişim Talebi: Proje gereksinimlerinde veya kapsamında bir değişiklik talep edildiğinde, bu talep doğrudan o anki sprint e dahil edilmez. Öncelikle Product Backlog a kaydedilir.</w:t>
+        <w:t xml:space="preserve">Değişim Talebi: Proje gereksinimlerinde veya kapsamında bir değişiklik talep edildiğinde, </w:t>
+      </w:r>
+      <w:r>
+        <w:rPr>
+          <w:rFonts w:ascii="Arial" w:eastAsia="Times New Roman" w:hAnsi="Arial" w:cs="Arial"/>
+          <w:color w:val="000000"/>
+          <w:lang w:eastAsia="tr-TR"/>
+        </w:rPr>
+        <w:t>bu talep doğrudan o anki sprint’</w:t>
+      </w:r>
+      <w:r>
+        <w:rPr>
+          <w:rFonts w:ascii="Arial" w:eastAsia="Times New Roman" w:hAnsi="Arial" w:cs="Arial"/>
+          <w:color w:val="000000"/>
+          <w:lang w:eastAsia="tr-TR"/>
+        </w:rPr>
+        <w:t>e dahil edilmez. Öncelikle Product Backlog a kaydedilir.</w:t>
       </w:r>
     </w:p>
     <w:p>
@@ -2426,7 +2542,6 @@
           <w:color w:val="000000"/>
           <w:sz w:val="26"/>
           <w:szCs w:val="26"/>
-          <w:highlight w:val="yellow"/>
           <w:lang w:eastAsia="tr-TR"/>
         </w:rPr>
         <w:t>Budget plan:</w:t>
@@ -2461,7 +2576,23 @@
           <w:color w:val="000000"/>
           <w:lang w:eastAsia="tr-TR"/>
         </w:rPr>
-        <w:t> PostgreSQL Database &amp; Hosting: $20/ay (Projenin bulut ortamında canlıya alınması ve verilerin çevrimiçi barındırılması gerekirse).</w:t>
+        <w:t>SQLite Database</w:t>
+      </w:r>
+      <w:r>
+        <w:rPr>
+          <w:rFonts w:ascii="Arial" w:eastAsia="Times New Roman" w:hAnsi="Arial" w:cs="Arial"/>
+          <w:color w:val="000000"/>
+          <w:lang w:eastAsia="tr-TR"/>
+        </w:rPr>
+        <w:t>: $</w:t>
+      </w:r>
+      <w:r>
+        <w:rPr>
+          <w:rFonts w:ascii="Arial" w:eastAsia="Times New Roman" w:hAnsi="Arial" w:cs="Arial"/>
+          <w:color w:val="000000"/>
+          <w:lang w:eastAsia="tr-TR"/>
+        </w:rPr>
+        <w:t>0</w:t>
       </w:r>
       <w:r>
         <w:rPr>
@@ -2470,8 +2601,19 @@
           <w:szCs w:val="24"/>
           <w:lang w:eastAsia="tr-TR"/>
         </w:rPr>
+        <w:t xml:space="preserve"> </w:t>
+      </w:r>
+      <w:r>
+        <w:rPr>
+          <w:rFonts w:ascii="Times New Roman" w:eastAsia="Times New Roman" w:hAnsi="Times New Roman" w:cs="Times New Roman"/>
+          <w:sz w:val="24"/>
+          <w:szCs w:val="24"/>
+          <w:lang w:eastAsia="tr-TR"/>
+        </w:rPr>
         <w:br/>
       </w:r>
+      <w:bookmarkStart w:id="0" w:name="_GoBack"/>
+      <w:bookmarkEnd w:id="0"/>
     </w:p>
     <w:p>
       <w:pPr>
@@ -2493,41 +2635,23 @@
           <w:color w:val="000000"/>
           <w:lang w:eastAsia="tr-TR"/>
         </w:rPr>
-        <w:t>Development Tools: $0 (Free / Open-source) (Java/Spring Boot, React, IntelliJ IDEA Community Edition ve GitHub kullanımı.)</w:t>
-      </w:r>
-    </w:p>
-    <w:p>
-      <w:pPr>
-        <w:spacing w:after="0" w:line="240" w:lineRule="auto"/>
-        <w:rPr>
-          <w:rFonts w:ascii="Times New Roman" w:eastAsia="Times New Roman" w:hAnsi="Times New Roman" w:cs="Times New Roman"/>
-          <w:sz w:val="24"/>
-          <w:szCs w:val="24"/>
-          <w:lang w:eastAsia="tr-TR"/>
-        </w:rPr>
-      </w:pPr>
-    </w:p>
-    <w:p>
-      <w:pPr>
-        <w:numPr>
-          <w:ilvl w:val="0"/>
-          <w:numId w:val="10"/>
-        </w:numPr>
-        <w:spacing w:after="0" w:line="240" w:lineRule="auto"/>
-        <w:textAlignment w:val="baseline"/>
-        <w:rPr>
-          <w:rFonts w:ascii="Arial" w:eastAsia="Times New Roman" w:hAnsi="Arial" w:cs="Arial"/>
-          <w:color w:val="000000"/>
-          <w:lang w:eastAsia="tr-TR"/>
-        </w:rPr>
-      </w:pPr>
-      <w:r>
-        <w:rPr>
-          <w:rFonts w:ascii="Arial" w:eastAsia="Times New Roman" w:hAnsi="Arial" w:cs="Arial"/>
-          <w:color w:val="000000"/>
-          <w:lang w:eastAsia="tr-TR"/>
-        </w:rPr>
-        <w:t>API &amp; External Services: $0 (Free Tier)</w:t>
+        <w:t xml:space="preserve">Development Tools: $0 (Free / </w:t>
+      </w:r>
+      <w:r>
+        <w:rPr>
+          <w:rFonts w:ascii="Arial" w:eastAsia="Times New Roman" w:hAnsi="Arial" w:cs="Arial"/>
+          <w:color w:val="000000"/>
+          <w:lang w:eastAsia="tr-TR"/>
+        </w:rPr>
+        <w:t xml:space="preserve">Open-source) (Java, JavaFX, Maven, </w:t>
+      </w:r>
+      <w:r>
+        <w:rPr>
+          <w:rFonts w:ascii="Arial" w:eastAsia="Times New Roman" w:hAnsi="Arial" w:cs="Arial"/>
+          <w:color w:val="000000"/>
+          <w:lang w:eastAsia="tr-TR"/>
+        </w:rPr>
+        <w:t>GitHub kullanımı.)</w:t>
       </w:r>
     </w:p>
     <w:p>
@@ -3020,7 +3144,7 @@
 </file>
 
 <file path=word/numbering.xml><?xml version="1.0" encoding="utf-8"?>
-<w:numbering xmlns:wpc="http://schemas.microsoft.com/office/word/2010/wordprocessingCanvas" xmlns:cx="http://schemas.microsoft.com/office/drawing/2014/chartex" xmlns:cx1="http://schemas.microsoft.com/office/drawing/2015/9/8/chartex" xmlns:cx2="http://schemas.microsoft.com/office/drawing/2015/10/21/chartex" xmlns:cx3="http://schemas.microsoft.com/office/drawing/2016/5/9/chartex" xmlns:cx4="http://schemas.microsoft.com/office/drawing/2016/5/10/chartex" xmlns:cx5="http://schemas.microsoft.com/office/drawing/2016/5/11/chartex" xmlns:cx6="http://schemas.microsoft.com/office/drawing/2016/5/12/chartex" xmlns:cx7="http://schemas.microsoft.com/office/drawing/2016/5/13/chartex" xmlns:cx8="http://schemas.microsoft.com/office/drawing/2016/5/14/chartex" xmlns:mc="http://schemas.openxmlformats.org/markup-compatibility/2006" xmlns:aink="http://schemas.microsoft.com/office/drawing/2016/ink" xmlns:am3d="http://schemas.microsoft.com/office/drawing/2017/model3d" xmlns:o="urn:schemas-microsoft-com:office:office" xmlns:oel="http://schemas.microsoft.com/office/2019/extlst" xmlns:r="http://schemas.openxmlformats.org/officeDocument/2006/relationships" xmlns:m="http://schemas.openxmlformats.org/officeDocument/2006/math" xmlns:v="urn:schemas-microsoft-com:vml" xmlns:wp14="http://schemas.microsoft.com/office/word/2010/wordprocessingDrawing" xmlns:wp="http://schemas.openxmlformats.org/drawingml/2006/wordprocessingDrawing" xmlns:w10="urn:schemas-microsoft-com:office:word" xmlns:w="http://schemas.openxmlformats.org/wordprocessingml/2006/main" xmlns:w14="http://schemas.microsoft.com/office/word/2010/wordml" xmlns:w15="http://schemas.microsoft.com/office/word/2012/wordml" xmlns:w16cex="http://schemas.microsoft.com/office/word/2018/wordml/cex" xmlns:w16cid="http://schemas.microsoft.com/office/word/2016/wordml/cid" xmlns:w16="http://schemas.microsoft.com/office/word/2018/wordml" xmlns:w16du="http://schemas.microsoft.com/office/word/2023/wordml/word16du" xmlns:w16sdtdh="http://schemas.microsoft.com/office/word/2020/wordml/sdtdatahash" xmlns:w16sdtfl="http://schemas.microsoft.com/office/word/2024/wordml/sdtformatlock" xmlns:w16se="http://schemas.microsoft.com/office/word/2015/wordml/symex" xmlns:wpg="http://schemas.microsoft.com/office/word/2010/wordprocessingGroup" xmlns:wpi="http://schemas.microsoft.com/office/word/2010/wordprocessingInk" xmlns:wne="http://schemas.microsoft.com/office/word/2006/wordml" xmlns:wps="http://schemas.microsoft.com/office/word/2010/wordprocessingShape" mc:Ignorable="w14 w15 w16se w16cid w16 w16cex w16sdtdh w16sdtfl w16du wp14">
+<w:numbering xmlns:wpc="http://schemas.microsoft.com/office/word/2010/wordprocessingCanvas" xmlns:cx="http://schemas.microsoft.com/office/drawing/2014/chartex" xmlns:cx1="http://schemas.microsoft.com/office/drawing/2015/9/8/chartex" xmlns:mc="http://schemas.openxmlformats.org/markup-compatibility/2006" xmlns:o="urn:schemas-microsoft-com:office:office" xmlns:r="http://schemas.openxmlformats.org/officeDocument/2006/relationships" xmlns:m="http://schemas.openxmlformats.org/officeDocument/2006/math" xmlns:v="urn:schemas-microsoft-com:vml" xmlns:wp14="http://schemas.microsoft.com/office/word/2010/wordprocessingDrawing" xmlns:wp="http://schemas.openxmlformats.org/drawingml/2006/wordprocessingDrawing" xmlns:w10="urn:schemas-microsoft-com:office:word" xmlns:w="http://schemas.openxmlformats.org/wordprocessingml/2006/main" xmlns:w14="http://schemas.microsoft.com/office/word/2010/wordml" xmlns:w15="http://schemas.microsoft.com/office/word/2012/wordml" xmlns:w16se="http://schemas.microsoft.com/office/word/2015/wordml/symex" xmlns:wpg="http://schemas.microsoft.com/office/word/2010/wordprocessingGroup" xmlns:wpi="http://schemas.microsoft.com/office/word/2010/wordprocessingInk" xmlns:wne="http://schemas.microsoft.com/office/word/2006/wordml" xmlns:wps="http://schemas.microsoft.com/office/word/2010/wordprocessingShape" mc:Ignorable="w14 w15 w16se wp14">
   <w:abstractNum w:abstractNumId="0" w15:restartNumberingAfterBreak="0">
     <w:nsid w:val="019E3888"/>
     <w:multiLevelType w:val="hybridMultilevel"/>
@@ -4679,6 +4803,119 @@
     </w:lvl>
   </w:abstractNum>
   <w:abstractNum w:abstractNumId="12" w15:restartNumberingAfterBreak="0">
+    <w:nsid w:val="5FA3463E"/>
+    <w:multiLevelType w:val="hybridMultilevel"/>
+    <w:tmpl w:val="173EF974"/>
+    <w:lvl w:ilvl="0" w:tplc="041F0001">
+      <w:start w:val="1"/>
+      <w:numFmt w:val="bullet"/>
+      <w:lvlText w:val=""/>
+      <w:lvlJc w:val="left"/>
+      <w:pPr>
+        <w:ind w:left="720" w:hanging="360"/>
+      </w:pPr>
+      <w:rPr>
+        <w:rFonts w:ascii="Symbol" w:hAnsi="Symbol" w:hint="default"/>
+      </w:rPr>
+    </w:lvl>
+    <w:lvl w:ilvl="1" w:tplc="041F0003" w:tentative="1">
+      <w:start w:val="1"/>
+      <w:numFmt w:val="bullet"/>
+      <w:lvlText w:val="o"/>
+      <w:lvlJc w:val="left"/>
+      <w:pPr>
+        <w:ind w:left="1440" w:hanging="360"/>
+      </w:pPr>
+      <w:rPr>
+        <w:rFonts w:ascii="Courier New" w:hAnsi="Courier New" w:cs="Courier New" w:hint="default"/>
+      </w:rPr>
+    </w:lvl>
+    <w:lvl w:ilvl="2" w:tplc="041F0005" w:tentative="1">
+      <w:start w:val="1"/>
+      <w:numFmt w:val="bullet"/>
+      <w:lvlText w:val=""/>
+      <w:lvlJc w:val="left"/>
+      <w:pPr>
+        <w:ind w:left="2160" w:hanging="360"/>
+      </w:pPr>
+      <w:rPr>
+        <w:rFonts w:ascii="Wingdings" w:hAnsi="Wingdings" w:hint="default"/>
+      </w:rPr>
+    </w:lvl>
+    <w:lvl w:ilvl="3" w:tplc="041F0001" w:tentative="1">
+      <w:start w:val="1"/>
+      <w:numFmt w:val="bullet"/>
+      <w:lvlText w:val=""/>
+      <w:lvlJc w:val="left"/>
+      <w:pPr>
+        <w:ind w:left="2880" w:hanging="360"/>
+      </w:pPr>
+      <w:rPr>
+        <w:rFonts w:ascii="Symbol" w:hAnsi="Symbol" w:hint="default"/>
+      </w:rPr>
+    </w:lvl>
+    <w:lvl w:ilvl="4" w:tplc="041F0003" w:tentative="1">
+      <w:start w:val="1"/>
+      <w:numFmt w:val="bullet"/>
+      <w:lvlText w:val="o"/>
+      <w:lvlJc w:val="left"/>
+      <w:pPr>
+        <w:ind w:left="3600" w:hanging="360"/>
+      </w:pPr>
+      <w:rPr>
+        <w:rFonts w:ascii="Courier New" w:hAnsi="Courier New" w:cs="Courier New" w:hint="default"/>
+      </w:rPr>
+    </w:lvl>
+    <w:lvl w:ilvl="5" w:tplc="041F0005" w:tentative="1">
+      <w:start w:val="1"/>
+      <w:numFmt w:val="bullet"/>
+      <w:lvlText w:val=""/>
+      <w:lvlJc w:val="left"/>
+      <w:pPr>
+        <w:ind w:left="4320" w:hanging="360"/>
+      </w:pPr>
+      <w:rPr>
+        <w:rFonts w:ascii="Wingdings" w:hAnsi="Wingdings" w:hint="default"/>
+      </w:rPr>
+    </w:lvl>
+    <w:lvl w:ilvl="6" w:tplc="041F0001" w:tentative="1">
+      <w:start w:val="1"/>
+      <w:numFmt w:val="bullet"/>
+      <w:lvlText w:val=""/>
+      <w:lvlJc w:val="left"/>
+      <w:pPr>
+        <w:ind w:left="5040" w:hanging="360"/>
+      </w:pPr>
+      <w:rPr>
+        <w:rFonts w:ascii="Symbol" w:hAnsi="Symbol" w:hint="default"/>
+      </w:rPr>
+    </w:lvl>
+    <w:lvl w:ilvl="7" w:tplc="041F0003" w:tentative="1">
+      <w:start w:val="1"/>
+      <w:numFmt w:val="bullet"/>
+      <w:lvlText w:val="o"/>
+      <w:lvlJc w:val="left"/>
+      <w:pPr>
+        <w:ind w:left="5760" w:hanging="360"/>
+      </w:pPr>
+      <w:rPr>
+        <w:rFonts w:ascii="Courier New" w:hAnsi="Courier New" w:cs="Courier New" w:hint="default"/>
+      </w:rPr>
+    </w:lvl>
+    <w:lvl w:ilvl="8" w:tplc="041F0005" w:tentative="1">
+      <w:start w:val="1"/>
+      <w:numFmt w:val="bullet"/>
+      <w:lvlText w:val=""/>
+      <w:lvlJc w:val="left"/>
+      <w:pPr>
+        <w:ind w:left="6480" w:hanging="360"/>
+      </w:pPr>
+      <w:rPr>
+        <w:rFonts w:ascii="Wingdings" w:hAnsi="Wingdings" w:hint="default"/>
+      </w:rPr>
+    </w:lvl>
+  </w:abstractNum>
+  <w:abstractNum w:abstractNumId="13" w15:restartNumberingAfterBreak="0">
     <w:nsid w:val="6B365150"/>
     <w:multiLevelType w:val="hybridMultilevel"/>
     <w:tmpl w:val="60F4EB68"/>
@@ -4764,7 +5001,7 @@
       </w:pPr>
     </w:lvl>
   </w:abstractNum>
-  <w:abstractNum w:abstractNumId="13" w15:restartNumberingAfterBreak="0">
+  <w:abstractNum w:abstractNumId="14" w15:restartNumberingAfterBreak="0">
     <w:nsid w:val="71B75C67"/>
     <w:multiLevelType w:val="hybridMultilevel"/>
     <w:tmpl w:val="1E32BFF4"/>
@@ -4877,7 +5114,7 @@
       </w:rPr>
     </w:lvl>
   </w:abstractNum>
-  <w:abstractNum w:abstractNumId="14" w15:restartNumberingAfterBreak="0">
+  <w:abstractNum w:abstractNumId="15" w15:restartNumberingAfterBreak="0">
     <w:nsid w:val="76235DBE"/>
     <w:multiLevelType w:val="multilevel"/>
     <w:tmpl w:val="082A7B20"/>
@@ -5026,56 +5263,59 @@
       </w:rPr>
     </w:lvl>
   </w:abstractNum>
-  <w:num w:numId="1" w16cid:durableId="1559827405">
+  <w:num w:numId="1">
     <w:abstractNumId w:val="10"/>
   </w:num>
-  <w:num w:numId="2" w16cid:durableId="1497919613">
+  <w:num w:numId="2">
     <w:abstractNumId w:val="8"/>
   </w:num>
-  <w:num w:numId="3" w16cid:durableId="1173881708">
+  <w:num w:numId="3">
     <w:abstractNumId w:val="6"/>
   </w:num>
-  <w:num w:numId="4" w16cid:durableId="818032915">
+  <w:num w:numId="4">
     <w:abstractNumId w:val="5"/>
   </w:num>
-  <w:num w:numId="5" w16cid:durableId="2031374296">
+  <w:num w:numId="5">
     <w:abstractNumId w:val="1"/>
   </w:num>
-  <w:num w:numId="6" w16cid:durableId="324362227">
+  <w:num w:numId="6">
     <w:abstractNumId w:val="7"/>
   </w:num>
-  <w:num w:numId="7" w16cid:durableId="1370102470">
+  <w:num w:numId="7">
     <w:abstractNumId w:val="2"/>
   </w:num>
-  <w:num w:numId="8" w16cid:durableId="1825272151">
+  <w:num w:numId="8">
+    <w:abstractNumId w:val="15"/>
+  </w:num>
+  <w:num w:numId="9">
+    <w:abstractNumId w:val="3"/>
+  </w:num>
+  <w:num w:numId="10">
+    <w:abstractNumId w:val="11"/>
+  </w:num>
+  <w:num w:numId="11">
+    <w:abstractNumId w:val="13"/>
+  </w:num>
+  <w:num w:numId="12">
+    <w:abstractNumId w:val="4"/>
+  </w:num>
+  <w:num w:numId="13">
     <w:abstractNumId w:val="14"/>
   </w:num>
-  <w:num w:numId="9" w16cid:durableId="1347905812">
-    <w:abstractNumId w:val="3"/>
-  </w:num>
-  <w:num w:numId="10" w16cid:durableId="1096755500">
-    <w:abstractNumId w:val="11"/>
-  </w:num>
-  <w:num w:numId="11" w16cid:durableId="325549671">
-    <w:abstractNumId w:val="12"/>
-  </w:num>
-  <w:num w:numId="12" w16cid:durableId="1996563914">
-    <w:abstractNumId w:val="4"/>
-  </w:num>
-  <w:num w:numId="13" w16cid:durableId="139466761">
-    <w:abstractNumId w:val="13"/>
-  </w:num>
-  <w:num w:numId="14" w16cid:durableId="1949697740">
+  <w:num w:numId="14">
     <w:abstractNumId w:val="9"/>
   </w:num>
-  <w:num w:numId="15" w16cid:durableId="2078092836">
+  <w:num w:numId="15">
     <w:abstractNumId w:val="0"/>
+  </w:num>
+  <w:num w:numId="16">
+    <w:abstractNumId w:val="12"/>
   </w:num>
 </w:numbering>
 </file>
 
 <file path=word/styles.xml><?xml version="1.0" encoding="utf-8"?>
-<w:styles xmlns:mc="http://schemas.openxmlformats.org/markup-compatibility/2006" xmlns:r="http://schemas.openxmlformats.org/officeDocument/2006/relationships" xmlns:w="http://schemas.openxmlformats.org/wordprocessingml/2006/main" xmlns:w14="http://schemas.microsoft.com/office/word/2010/wordml" xmlns:w15="http://schemas.microsoft.com/office/word/2012/wordml" xmlns:w16cex="http://schemas.microsoft.com/office/word/2018/wordml/cex" xmlns:w16cid="http://schemas.microsoft.com/office/word/2016/wordml/cid" xmlns:w16="http://schemas.microsoft.com/office/word/2018/wordml" xmlns:w16du="http://schemas.microsoft.com/office/word/2023/wordml/word16du" xmlns:w16sdtdh="http://schemas.microsoft.com/office/word/2020/wordml/sdtdatahash" xmlns:w16sdtfl="http://schemas.microsoft.com/office/word/2024/wordml/sdtformatlock" xmlns:w16se="http://schemas.microsoft.com/office/word/2015/wordml/symex" mc:Ignorable="w14 w15 w16se w16cid w16 w16cex w16sdtdh w16sdtfl w16du">
+<w:styles xmlns:mc="http://schemas.openxmlformats.org/markup-compatibility/2006" xmlns:r="http://schemas.openxmlformats.org/officeDocument/2006/relationships" xmlns:w="http://schemas.openxmlformats.org/wordprocessingml/2006/main" xmlns:w14="http://schemas.microsoft.com/office/word/2010/wordml" xmlns:w15="http://schemas.microsoft.com/office/word/2012/wordml" xmlns:w16se="http://schemas.microsoft.com/office/word/2015/wordml/symex" mc:Ignorable="w14 w15 w16se">
   <w:docDefaults>
     <w:rPrDefault>
       <w:rPr>
@@ -5091,7 +5331,7 @@
       </w:pPr>
     </w:pPrDefault>
   </w:docDefaults>
-  <w:latentStyles w:defLockedState="0" w:defUIPriority="99" w:defSemiHidden="0" w:defUnhideWhenUsed="0" w:defQFormat="0" w:count="376">
+  <w:latentStyles w:defLockedState="0" w:defUIPriority="99" w:defSemiHidden="0" w:defUnhideWhenUsed="0" w:defQFormat="0" w:count="371">
     <w:lsdException w:name="Normal" w:uiPriority="0" w:qFormat="1"/>
     <w:lsdException w:name="heading 1" w:uiPriority="9" w:qFormat="1"/>
     <w:lsdException w:name="heading 2" w:semiHidden="1" w:uiPriority="9" w:unhideWhenUsed="1" w:qFormat="1"/>
@@ -5463,11 +5703,6 @@
     <w:lsdException w:name="List Table 5 Dark Accent 6" w:uiPriority="50"/>
     <w:lsdException w:name="List Table 6 Colorful Accent 6" w:uiPriority="51"/>
     <w:lsdException w:name="List Table 7 Colorful Accent 6" w:uiPriority="52"/>
-    <w:lsdException w:name="Mention" w:semiHidden="1" w:unhideWhenUsed="1"/>
-    <w:lsdException w:name="Smart Hyperlink" w:semiHidden="1" w:unhideWhenUsed="1"/>
-    <w:lsdException w:name="Hashtag" w:semiHidden="1" w:unhideWhenUsed="1"/>
-    <w:lsdException w:name="Unresolved Mention" w:semiHidden="1" w:unhideWhenUsed="1"/>
-    <w:lsdException w:name="Smart Link" w:semiHidden="1" w:unhideWhenUsed="1"/>
   </w:latentStyles>
   <w:style w:type="paragraph" w:default="1" w:styleId="Normal">
     <w:name w:val="Normal"/>
